--- a/editions/family/02-Folder-1.docx
+++ b/editions/family/02-Folder-1.docx
@@ -40,14 +40,14 @@
         <w:spacing w:before="400"/>
       </w:pPr>
       <w:r>
-        <w:t>An independent reading in plain English</w:t>
+        <w:t>A revised reading in plain English</w:t>
       </w:r>
     </w:p>
     <w:p>
       <w:r>
         <w:t>Prepared for Volney Douglas</w:t>
         <w:br/>
-        <w:t>September 2026</w:t>
+        <w:t>Revision 1.1 September 2026</w:t>
       </w:r>
     </w:p>
     <w:p>
@@ -86,7 +86,7 @@
     </w:p>
     <w:p>
       <w:r>
-        <w:t>The other agent’s work was not consulted. Part of the older transcription was seen during initial inventory, before the independent-reading request, then excluded. This is an independent reading in execution, not a blind comparison. See Volume I for the full reading guide and source list.</w:t>
+        <w:t>The first reading was prepared separately. Revision 1.1 incorporates selected source-image checks informed by comparison with the annotated edition and another agent’s contextual review. It is AI-assisted and has not been independently human verified. See Volume I for the method and limits.</w:t>
       </w:r>
     </w:p>
     <w:p>
@@ -806,7 +806,7 @@
     </w:p>
     <w:p>
       <w:r>
-        <w:t>[Name or opening word indistinct] has gone to Ellis on furlough; also [name indistinct]. All are well on furlough. I suppose you have heard of Uncle Alfred's death. He died on May 5 from a wound received on April 18.</w:t>
+        <w:t>[Name or opening word indistinct] has gone to Ellis on furlough; also [name indistinct]. All are well on furlough. I suppose you have heard of Uncle Alfred's death. He died on June 5 from a wound received on May 18.</w:t>
       </w:r>
     </w:p>
     <w:p>
@@ -2964,7 +2964,7 @@
     </w:p>
     <w:p>
       <w:r>
-        <w:t>Allie leaves tomorrow for [Gunter?] to run a dormitory. I am staying with Dr. Bird.</w:t>
+        <w:t>Allie leaves tomorrow for Gunter to run a dormitory. I am staying with Dr. Bird.</w:t>
       </w:r>
     </w:p>
     <w:p>
